--- a/docs/qa/Track-5-Finance-Operations-Payments-and-Reports.docx
+++ b/docs/qa/Track-5-Finance-Operations-Payments-and-Reports.docx
@@ -2265,7 +2265,7 @@
           <w:sz w:val="21"/>
           <w:szCs w:val="21"/>
         </w:rPr>
-        <w:t xml:space="preserve">"B1 - the invite email never arrives"</w:t>
+        <w:t xml:space="preserve">"B1 - the first thing you try does not work"</w:t>
       </w:r>
       <w:r>
         <w:rPr>
